--- a/public/assets/template/docx/surat_ket_nikah.docx
+++ b/public/assets/template/docx/surat_ket_nikah.docx
@@ -43,23 +43,23 @@
         <w:pStyle w:val="BodyText"/>
       </w:pPr>
       <w:r>
-        <w:t xml:space="preserve">KALURAHAN : $NAMA_DES</w:t>
-      </w:r>
-    </w:p>
-    <w:p>
-      <w:pPr>
-        <w:pStyle w:val="BodyText"/>
-      </w:pPr>
-      <w:r>
-        <w:t xml:space="preserve">KAPANEWON : $NAMA_KEC</w:t>
-      </w:r>
-    </w:p>
-    <w:p>
-      <w:pPr>
-        <w:pStyle w:val="BodyText"/>
-      </w:pPr>
-      <w:r>
-        <w:t xml:space="preserve">KABUPATEN/KOTA : $NAMA_KAB</w:t>
+        <w:t xml:space="preserve">KALURAHAN : ${NAMA_DES}</w:t>
+      </w:r>
+    </w:p>
+    <w:p>
+      <w:pPr>
+        <w:pStyle w:val="BodyText"/>
+      </w:pPr>
+      <w:r>
+        <w:t xml:space="preserve">KAPANEWON : ${NAMA_KEC}</w:t>
+      </w:r>
+    </w:p>
+    <w:p>
+      <w:pPr>
+        <w:pStyle w:val="BodyText"/>
+      </w:pPr>
+      <w:r>
+        <w:t xml:space="preserve">KABUPATEN/KOTA : ${NAMA_KAB}</w:t>
       </w:r>
     </w:p>
     <w:p>
@@ -96,7 +96,7 @@
         <w:pStyle w:val="BodyText"/>
       </w:pPr>
       <w:r>
-        <w:t xml:space="preserve">Nomor : $NOMOR_SURAT /$KODE_DESA /$TAHUN</w:t>
+        <w:t xml:space="preserve">Nomor : ${NOMOR_SURAT} /${KODE_DESA} /${TAHUN}</w:t>
       </w:r>
     </w:p>
     <w:p>
@@ -125,7 +125,7 @@
           <w:b/>
           <w:bCs/>
         </w:rPr>
-        <w:t xml:space="preserve">$NAMA</w:t>
+        <w:t xml:space="preserve">${NAMA}</w:t>
       </w:r>
     </w:p>
     <w:p>
@@ -136,7 +136,7 @@
         </w:numPr>
       </w:pPr>
       <w:r>
-        <w:t xml:space="preserve">Nomor Induk Kependudukan : $NIK</w:t>
+        <w:t xml:space="preserve">Nomor Induk Kependudukan : ${NIK}</w:t>
       </w:r>
     </w:p>
     <w:p>
@@ -147,7 +147,7 @@
         </w:numPr>
       </w:pPr>
       <w:r>
-        <w:t xml:space="preserve">Jenis kelamin : $SEX</w:t>
+        <w:t xml:space="preserve">Jenis kelamin : ${SEX}</w:t>
       </w:r>
     </w:p>
     <w:p>
@@ -158,7 +158,7 @@
         </w:numPr>
       </w:pPr>
       <w:r>
-        <w:t xml:space="preserve">Tempat dan Tanggal lahir : $TTL</w:t>
+        <w:t xml:space="preserve">Tempat dan Tanggal lahir : ${TTL}</w:t>
       </w:r>
     </w:p>
     <w:p>
@@ -169,7 +169,7 @@
         </w:numPr>
       </w:pPr>
       <w:r>
-        <w:t xml:space="preserve">Kewarganegaraan : $WARGA_NEGARA</w:t>
+        <w:t xml:space="preserve">Kewarganegaraan : ${WARGA_NEGARA}</w:t>
       </w:r>
     </w:p>
     <w:p>
@@ -180,7 +180,7 @@
         </w:numPr>
       </w:pPr>
       <w:r>
-        <w:t xml:space="preserve">Agama : $AGAMA</w:t>
+        <w:t xml:space="preserve">Agama : ${AGAMA}</w:t>
       </w:r>
     </w:p>
     <w:p>
@@ -191,7 +191,7 @@
         </w:numPr>
       </w:pPr>
       <w:r>
-        <w:t xml:space="preserve">Pekerjaan : $PEKERJAAN</w:t>
+        <w:t xml:space="preserve">Pekerjaan : ${PEKERJAAN}</w:t>
       </w:r>
     </w:p>
     <w:p>
@@ -202,7 +202,7 @@
         </w:numPr>
       </w:pPr>
       <w:r>
-        <w:t xml:space="preserve">Alamat : $ALAMAT Kalurahan $NAMA_DES, Kapanewon $NAMA_KEC, Kabupaten $NAMA_KAB</w:t>
+        <w:t xml:space="preserve">Alamat : ${ALAMAT} Kalurahan ${NAMA_DES}, Kapanewon ${NAMA_KEC}, Kabupaten ${NAMA_KAB}</w:t>
       </w:r>
     </w:p>
     <w:p>
@@ -243,7 +243,7 @@
         </w:numPr>
       </w:pPr>
       <w:r>
-        <w:t xml:space="preserve">Perempuan : Perawan, Janda : $WANITA_STATUS</w:t>
+        <w:t xml:space="preserve">Perempuan : Perawan, Janda : ${WANITA_STATUS}</w:t>
       </w:r>
     </w:p>
     <w:p>
@@ -254,7 +254,7 @@
         </w:numPr>
       </w:pPr>
       <w:r>
-        <w:t xml:space="preserve">Nama istri / suami terdahulu : $ISTRI_LAMA</w:t>
+        <w:t xml:space="preserve">Nama istri / suami terdahulu : ${ISTRI_LAMA}</w:t>
       </w:r>
     </w:p>
     <w:p>
@@ -273,7 +273,7 @@
         </w:numPr>
       </w:pPr>
       <w:r>
-        <w:t xml:space="preserve">Nama lengkap dan alias : $AYAH_NAMA</w:t>
+        <w:t xml:space="preserve">Nama lengkap dan alias : ${AYAH_NAMA}</w:t>
       </w:r>
     </w:p>
     <w:p>
@@ -284,7 +284,7 @@
         </w:numPr>
       </w:pPr>
       <w:r>
-        <w:t xml:space="preserve">Nomor Induk Kependudukan (NIK) : $AYAH_NIK</w:t>
+        <w:t xml:space="preserve">Nomor Induk Kependudukan (NIK) : ${AYAH_NIK}</w:t>
       </w:r>
     </w:p>
     <w:p>
@@ -295,7 +295,7 @@
         </w:numPr>
       </w:pPr>
       <w:r>
-        <w:t xml:space="preserve">Tempat dan Tanggal lahir : $AYAH_TTL</w:t>
+        <w:t xml:space="preserve">Tempat dan Tanggal lahir : ${AYAH_TTL}</w:t>
       </w:r>
     </w:p>
     <w:p>
@@ -306,7 +306,7 @@
         </w:numPr>
       </w:pPr>
       <w:r>
-        <w:t xml:space="preserve">Kewarganegaraan : $AYAH_WARGA_NEGARA</w:t>
+        <w:t xml:space="preserve">Kewarganegaraan : ${AYAH_WARGA_NEGARA}</w:t>
       </w:r>
     </w:p>
     <w:p>
@@ -317,7 +317,7 @@
         </w:numPr>
       </w:pPr>
       <w:r>
-        <w:t xml:space="preserve">Agama : $AYAH_AGAMA</w:t>
+        <w:t xml:space="preserve">Agama : ${AYAH_AGAMA}</w:t>
       </w:r>
     </w:p>
     <w:p>
@@ -328,7 +328,7 @@
         </w:numPr>
       </w:pPr>
       <w:r>
-        <w:t xml:space="preserve">Pekerjaan : $AYAH_PEKERJAAN</w:t>
+        <w:t xml:space="preserve">Pekerjaan : ${AYAH_PEKERJAAN}</w:t>
       </w:r>
     </w:p>
     <w:p>
@@ -339,7 +339,7 @@
         </w:numPr>
       </w:pPr>
       <w:r>
-        <w:t xml:space="preserve">Alamat : $AYAH_ALAMAT Kalurahan $NAMA_DES, Kapanewon $NAMA_KEC, Kabupaten $NAMA_KAB</w:t>
+        <w:t xml:space="preserve">Alamat : ${AYAH_ALAMAT} Kalurahan ${NAMA_DES}, Kapanewon ${NAMA_KEC}, Kabupaten ${NAMA_KAB}</w:t>
       </w:r>
     </w:p>
     <w:p>
@@ -358,7 +358,7 @@
         </w:numPr>
       </w:pPr>
       <w:r>
-        <w:t xml:space="preserve">Nama lengkap dan alias : $IBU_NAMA</w:t>
+        <w:t xml:space="preserve">Nama lengkap dan alias : ${IBU_NAMA}</w:t>
       </w:r>
     </w:p>
     <w:p>
@@ -369,7 +369,7 @@
         </w:numPr>
       </w:pPr>
       <w:r>
-        <w:t xml:space="preserve">Nomor Induk Kependudukan (NIK) : $IBU_NIK</w:t>
+        <w:t xml:space="preserve">Nomor Induk Kependudukan (NIK) : ${IBU_NIK}</w:t>
       </w:r>
     </w:p>
     <w:p>
@@ -380,7 +380,7 @@
         </w:numPr>
       </w:pPr>
       <w:r>
-        <w:t xml:space="preserve">Tempat dan Tanggal lahir : $IBU_TTL</w:t>
+        <w:t xml:space="preserve">Tempat dan Tanggal lahir : ${IBU_TTL}</w:t>
       </w:r>
     </w:p>
     <w:p>
@@ -391,7 +391,7 @@
         </w:numPr>
       </w:pPr>
       <w:r>
-        <w:t xml:space="preserve">Kewarganegaraan : $IBU_WARGA_NEGARA</w:t>
+        <w:t xml:space="preserve">Kewarganegaraan : ${IBU_WARGA_NEGARA}</w:t>
       </w:r>
     </w:p>
     <w:p>
@@ -402,7 +402,7 @@
         </w:numPr>
       </w:pPr>
       <w:r>
-        <w:t xml:space="preserve">Agama : $IBU_AGAMA</w:t>
+        <w:t xml:space="preserve">Agama : ${IBU_AGAMA}</w:t>
       </w:r>
     </w:p>
     <w:p>
@@ -413,7 +413,7 @@
         </w:numPr>
       </w:pPr>
       <w:r>
-        <w:t xml:space="preserve">Pekerjaan : $IBU_PEKERJAAN</w:t>
+        <w:t xml:space="preserve">Pekerjaan : ${IBU_PEKERJAAN}</w:t>
       </w:r>
     </w:p>
     <w:p>
@@ -424,7 +424,7 @@
         </w:numPr>
       </w:pPr>
       <w:r>
-        <w:t xml:space="preserve">Alamat : $IBU_ALAMAT Kalurahan $NAMA_DES, Kapanewon $NAMA_KEC, Kabupaten $NAMA_KAB</w:t>
+        <w:t xml:space="preserve">Alamat : ${IBU_ALAMAT} Kalurahan ${NAMA_DES}, Kapanewon ${NAMA_KEC}, Kabupaten ${NAMA_KAB}</w:t>
       </w:r>
     </w:p>
     <w:p>
@@ -440,23 +440,23 @@
         <w:pStyle w:val="BodyText"/>
       </w:pPr>
       <w:r>
-        <w:t xml:space="preserve">$NAMA_DES, $TGL_SURAT</w:t>
-      </w:r>
-    </w:p>
-    <w:p>
-      <w:pPr>
-        <w:pStyle w:val="BodyText"/>
-      </w:pPr>
-      <w:r>
-        <w:t xml:space="preserve">$JABATAN,</w:t>
-      </w:r>
-    </w:p>
-    <w:p>
-      <w:pPr>
-        <w:pStyle w:val="BodyText"/>
-      </w:pPr>
-      <w:r>
-        <w:t xml:space="preserve">$NAMA_PAMONG</w:t>
+        <w:t xml:space="preserve">${NAMA_DES}, ${TGL_SURAT}</w:t>
+      </w:r>
+    </w:p>
+    <w:p>
+      <w:pPr>
+        <w:pStyle w:val="BodyText"/>
+      </w:pPr>
+      <w:r>
+        <w:t xml:space="preserve">${JABATAN},</w:t>
+      </w:r>
+    </w:p>
+    <w:p>
+      <w:pPr>
+        <w:pStyle w:val="BodyText"/>
+      </w:pPr>
+      <w:r>
+        <w:t xml:space="preserve">${NAMA_PAMONG}</w:t>
       </w:r>
     </w:p>
     <w:p>
@@ -492,7 +492,7 @@
         <w:pStyle w:val="BodyText"/>
       </w:pPr>
       <w:r>
-        <w:t xml:space="preserve">Perihal : Permohonan Kehendak $NAMA_DES, $TGL_SURAT</w:t>
+        <w:t xml:space="preserve">Perihal : Permohonan Kehendak ${NAMA_DES}, ${TGL_SURAT}</w:t>
       </w:r>
     </w:p>
     <w:p>
@@ -508,7 +508,7 @@
         <w:pStyle w:val="BodyText"/>
       </w:pPr>
       <w:r>
-        <w:t xml:space="preserve">Kepala KUA Kapanewon $NAMA_KEC</w:t>
+        <w:t xml:space="preserve">Kepala KUA Kapanewon ${NAMA_KEC}</w:t>
       </w:r>
     </w:p>
     <w:p>
@@ -550,7 +550,7 @@
           <w:b/>
           <w:bCs/>
         </w:rPr>
-        <w:t xml:space="preserve">$NAMA_CALON</w:t>
+        <w:t xml:space="preserve">${NAMA_CALON}</w:t>
       </w:r>
       <w:r>
         <w:t xml:space="preserve"> </w:t>
@@ -566,7 +566,7 @@
           <w:b/>
           <w:bCs/>
         </w:rPr>
-        <w:t xml:space="preserve">$NAMA</w:t>
+        <w:t xml:space="preserve">${NAMA}</w:t>
       </w:r>
       <w:r>
         <w:t xml:space="preserve"> </w:t>
@@ -582,7 +582,7 @@
           <w:i/>
           <w:iCs/>
         </w:rPr>
-        <w:t xml:space="preserve">$HARI_NIKAH</w:t>
+        <w:t xml:space="preserve">${HARI_NIKAH}</w:t>
       </w:r>
       <w:r>
         <w:t xml:space="preserve"> </w:t>
@@ -598,7 +598,7 @@
           <w:i/>
           <w:iCs/>
         </w:rPr>
-        <w:t xml:space="preserve">$TGL_NIKAH</w:t>
+        <w:t xml:space="preserve">${TGL_NIKAH}</w:t>
       </w:r>
       <w:r>
         <w:t xml:space="preserve"> </w:t>
@@ -614,7 +614,7 @@
           <w:i/>
           <w:iCs/>
         </w:rPr>
-        <w:t xml:space="preserve">$JAM_NIKAH</w:t>
+        <w:t xml:space="preserve">${JAM_NIKAH}</w:t>
       </w:r>
       <w:r>
         <w:t xml:space="preserve"> </w:t>
@@ -630,7 +630,7 @@
           <w:i/>
           <w:iCs/>
         </w:rPr>
-        <w:t xml:space="preserve">$TPT_NIKAH.</w:t>
+        <w:t xml:space="preserve">${TPT_NIKAH}.</w:t>
       </w:r>
     </w:p>
     <w:p>
@@ -839,15 +839,15 @@
         <w:pStyle w:val="BodyText"/>
       </w:pPr>
       <w:r>
-        <w:t xml:space="preserve">KABUPATEN $NAMA_KAB</w:t>
-      </w:r>
-    </w:p>
-    <w:p>
-      <w:pPr>
-        <w:pStyle w:val="BodyText"/>
-      </w:pPr>
-      <w:r>
-        <w:t xml:space="preserve">KEPANEWON $NAMA_KEC</w:t>
+        <w:t xml:space="preserve">KABUPATEN ${NAMA_KAB}</w:t>
+      </w:r>
+    </w:p>
+    <w:p>
+      <w:pPr>
+        <w:pStyle w:val="BodyText"/>
+      </w:pPr>
+      <w:r>
+        <w:t xml:space="preserve">KEPANEWON ${NAMA_KEC}</w:t>
       </w:r>
     </w:p>
     <w:p>
@@ -859,7 +859,7 @@
           <w:b/>
           <w:bCs/>
         </w:rPr>
-        <w:t xml:space="preserve">PEMERINTAH KALURAHAN $NAMA_DES</w:t>
+        <w:t xml:space="preserve">PEMERINTAH KALURAHAN ${NAMA_DES}</w:t>
       </w:r>
     </w:p>
     <w:p>
@@ -910,7 +910,7 @@
         <w:t/>
       </w:r>
       <w:r>
-        <w:t xml:space="preserve">$NAMA_DESA_JAWA</w:t>
+        <w:t xml:space="preserve">${NAMA_DESA_JAWA}</w:t>
       </w:r>
       <w:r>
         <w:drawing>
@@ -961,15 +961,15 @@
         <w:pStyle w:val="BodyText"/>
       </w:pPr>
       <w:r>
-        <w:t xml:space="preserve">$ALAMAT_DES</w:t>
-      </w:r>
-    </w:p>
-    <w:p>
-      <w:pPr>
-        <w:pStyle w:val="BodyText"/>
-      </w:pPr>
-      <w:r>
-        <w:t xml:space="preserve">Posel : $ALAMAT_MAIL</w:t>
+        <w:t xml:space="preserve">${ALAMAT_DES}</w:t>
+      </w:r>
+    </w:p>
+    <w:p>
+      <w:pPr>
+        <w:pStyle w:val="BodyText"/>
+      </w:pPr>
+      <w:r>
+        <w:t xml:space="preserve">Posel : ${ALAMAT_MAIL}</w:t>
       </w:r>
     </w:p>
     <w:p>
@@ -990,15 +990,15 @@
         <w:pStyle w:val="BodyText"/>
       </w:pPr>
       <w:r>
-        <w:t xml:space="preserve">Nomor : $NOMOR_SURAT /$KODE_DESA /$TAHUN</w:t>
-      </w:r>
-    </w:p>
-    <w:p>
-      <w:pPr>
-        <w:pStyle w:val="BodyText"/>
-      </w:pPr>
-      <w:r>
-        <w:t xml:space="preserve">Yang bertanda tangan dibawah ini, Lurah $NAMA_DES, Kapanewon $NAMA_KEC, Kabupaten $NAMA_KAB, menerangkan dengan sesungguhnya bahwa :</w:t>
+        <w:t xml:space="preserve">Nomor : ${NOMOR_SURAT} /${KODE_DESA} /${TAHUN}</w:t>
+      </w:r>
+    </w:p>
+    <w:p>
+      <w:pPr>
+        <w:pStyle w:val="BodyText"/>
+      </w:pPr>
+      <w:r>
+        <w:t xml:space="preserve">Yang bertanda tangan dibawah ini, Lurah ${NAMA_DES}, Kapanewon ${NAMA_KEC}, Kabupaten ${NAMA_KAB}, menerangkan dengan sesungguhnya bahwa :</w:t>
       </w:r>
     </w:p>
     <w:p>
@@ -1016,47 +1016,47 @@
           <w:b/>
           <w:bCs/>
         </w:rPr>
-        <w:t xml:space="preserve">$NAMA</w:t>
-      </w:r>
-    </w:p>
-    <w:p>
-      <w:pPr>
-        <w:pStyle w:val="BodyText"/>
-      </w:pPr>
-      <w:r>
-        <w:t xml:space="preserve">Tempat/Tgl.Lahir : $TTL</w:t>
-      </w:r>
-    </w:p>
-    <w:p>
-      <w:pPr>
-        <w:pStyle w:val="BodyText"/>
-      </w:pPr>
-      <w:r>
-        <w:t xml:space="preserve">Jenis Kelamin : $SEX</w:t>
-      </w:r>
-    </w:p>
-    <w:p>
-      <w:pPr>
-        <w:pStyle w:val="BodyText"/>
-      </w:pPr>
-      <w:r>
-        <w:t xml:space="preserve">Agama : $AGAMA</w:t>
-      </w:r>
-    </w:p>
-    <w:p>
-      <w:pPr>
-        <w:pStyle w:val="BodyText"/>
-      </w:pPr>
-      <w:r>
-        <w:t xml:space="preserve">Pekerjaan : $PEKERJAAN</w:t>
-      </w:r>
-    </w:p>
-    <w:p>
-      <w:pPr>
-        <w:pStyle w:val="BodyText"/>
-      </w:pPr>
-      <w:r>
-        <w:t xml:space="preserve">Alamat : $ALAMAT Kalurahan $NAMA_DES, Kapanewon $NAMA_KEC, Kabupaten $NAMA_KAB</w:t>
+        <w:t xml:space="preserve">${NAMA}</w:t>
+      </w:r>
+    </w:p>
+    <w:p>
+      <w:pPr>
+        <w:pStyle w:val="BodyText"/>
+      </w:pPr>
+      <w:r>
+        <w:t xml:space="preserve">Tempat/Tgl.Lahir : ${TTL}</w:t>
+      </w:r>
+    </w:p>
+    <w:p>
+      <w:pPr>
+        <w:pStyle w:val="BodyText"/>
+      </w:pPr>
+      <w:r>
+        <w:t xml:space="preserve">Jenis Kelamin : ${SEX}</w:t>
+      </w:r>
+    </w:p>
+    <w:p>
+      <w:pPr>
+        <w:pStyle w:val="BodyText"/>
+      </w:pPr>
+      <w:r>
+        <w:t xml:space="preserve">Agama : ${AGAMA}</w:t>
+      </w:r>
+    </w:p>
+    <w:p>
+      <w:pPr>
+        <w:pStyle w:val="BodyText"/>
+      </w:pPr>
+      <w:r>
+        <w:t xml:space="preserve">Pekerjaan : ${PEKERJAAN}</w:t>
+      </w:r>
+    </w:p>
+    <w:p>
+      <w:pPr>
+        <w:pStyle w:val="BodyText"/>
+      </w:pPr>
+      <w:r>
+        <w:t xml:space="preserve">Alamat : ${ALAMAT} Kalurahan ${NAMA_DES}, Kapanewon ${NAMA_KEC}, Kabupaten ${NAMA_KAB}</w:t>
       </w:r>
     </w:p>
     <w:p>
@@ -1072,23 +1072,23 @@
         <w:pStyle w:val="BodyText"/>
       </w:pPr>
       <w:r>
-        <w:t xml:space="preserve">Nama : $NAMA_CALON</w:t>
-      </w:r>
-    </w:p>
-    <w:p>
-      <w:pPr>
-        <w:pStyle w:val="BodyText"/>
-      </w:pPr>
-      <w:r>
-        <w:t xml:space="preserve">Binti : $BINTI</w:t>
-      </w:r>
-    </w:p>
-    <w:p>
-      <w:pPr>
-        <w:pStyle w:val="BodyText"/>
-      </w:pPr>
-      <w:r>
-        <w:t xml:space="preserve">Alamat : $ALAMAT_CALON</w:t>
+        <w:t xml:space="preserve">Nama : ${NAMA_CALON}</w:t>
+      </w:r>
+    </w:p>
+    <w:p>
+      <w:pPr>
+        <w:pStyle w:val="BodyText"/>
+      </w:pPr>
+      <w:r>
+        <w:t xml:space="preserve">Binti : ${BINTI}</w:t>
+      </w:r>
+    </w:p>
+    <w:p>
+      <w:pPr>
+        <w:pStyle w:val="BodyText"/>
+      </w:pPr>
+      <w:r>
+        <w:t xml:space="preserve">Alamat : ${ALAMAT_CALON}</w:t>
       </w:r>
     </w:p>
     <w:p>
@@ -1104,23 +1104,23 @@
         <w:pStyle w:val="BodyText"/>
       </w:pPr>
       <w:r>
-        <w:t xml:space="preserve">$NAMA_DES, $TGL_SURAT</w:t>
-      </w:r>
-    </w:p>
-    <w:p>
-      <w:pPr>
-        <w:pStyle w:val="BodyText"/>
-      </w:pPr>
-      <w:r>
-        <w:t xml:space="preserve">$JABATAN,</w:t>
-      </w:r>
-    </w:p>
-    <w:p>
-      <w:pPr>
-        <w:pStyle w:val="BodyText"/>
-      </w:pPr>
-      <w:r>
-        <w:t xml:space="preserve">$NAMA_PAMONG</w:t>
+        <w:t xml:space="preserve">${NAMA_DES}, ${TGL_SURAT}</w:t>
+      </w:r>
+    </w:p>
+    <w:p>
+      <w:pPr>
+        <w:pStyle w:val="BodyText"/>
+      </w:pPr>
+      <w:r>
+        <w:t xml:space="preserve">${JABATAN},</w:t>
+      </w:r>
+    </w:p>
+    <w:p>
+      <w:pPr>
+        <w:pStyle w:val="BodyText"/>
+      </w:pPr>
+      <w:r>
+        <w:t xml:space="preserve">${NAMA_PAMONG}</w:t>
       </w:r>
     </w:p>
     <w:p>
@@ -1195,63 +1195,63 @@
           <w:b/>
           <w:bCs/>
         </w:rPr>
-        <w:t xml:space="preserve">$NAMA_CALON</w:t>
-      </w:r>
-    </w:p>
-    <w:p>
-      <w:pPr>
-        <w:pStyle w:val="BodyText"/>
-      </w:pPr>
-      <w:r>
-        <w:t xml:space="preserve">2. Bin : $BINTI</w:t>
-      </w:r>
-    </w:p>
-    <w:p>
-      <w:pPr>
-        <w:pStyle w:val="BodyText"/>
-      </w:pPr>
-      <w:r>
-        <w:t xml:space="preserve">3. Nomor Induk Kependudukan : $NIK_CALON</w:t>
-      </w:r>
-    </w:p>
-    <w:p>
-      <w:pPr>
-        <w:pStyle w:val="BodyText"/>
-      </w:pPr>
-      <w:r>
-        <w:t xml:space="preserve">4. Tempat dan tanggal lahir : $TPT_LAHIR_CALON, $TGL_LAHIR_CALON</w:t>
-      </w:r>
-    </w:p>
-    <w:p>
-      <w:pPr>
-        <w:pStyle w:val="BodyText"/>
-      </w:pPr>
-      <w:r>
-        <w:t xml:space="preserve">5. Warganegara : $WARGA_NEGARA_CALON</w:t>
-      </w:r>
-    </w:p>
-    <w:p>
-      <w:pPr>
-        <w:pStyle w:val="BodyText"/>
-      </w:pPr>
-      <w:r>
-        <w:t xml:space="preserve">6. Agama : $AGAMA_CALON</w:t>
-      </w:r>
-    </w:p>
-    <w:p>
-      <w:pPr>
-        <w:pStyle w:val="BodyText"/>
-      </w:pPr>
-      <w:r>
-        <w:t xml:space="preserve">7. Pekerjaan : $KERJA_CALON</w:t>
-      </w:r>
-    </w:p>
-    <w:p>
-      <w:pPr>
-        <w:pStyle w:val="BodyText"/>
-      </w:pPr>
-      <w:r>
-        <w:t xml:space="preserve">8. Tempat tinggal : $ALAMAT_CALON</w:t>
+        <w:t xml:space="preserve">${NAMA_CALON}</w:t>
+      </w:r>
+    </w:p>
+    <w:p>
+      <w:pPr>
+        <w:pStyle w:val="BodyText"/>
+      </w:pPr>
+      <w:r>
+        <w:t xml:space="preserve">2. Bin : ${BINTI}</w:t>
+      </w:r>
+    </w:p>
+    <w:p>
+      <w:pPr>
+        <w:pStyle w:val="BodyText"/>
+      </w:pPr>
+      <w:r>
+        <w:t xml:space="preserve">3. Nomor Induk Kependudukan : ${NIK_CALON}</w:t>
+      </w:r>
+    </w:p>
+    <w:p>
+      <w:pPr>
+        <w:pStyle w:val="BodyText"/>
+      </w:pPr>
+      <w:r>
+        <w:t xml:space="preserve">4. Tempat dan tanggal lahir : ${TPT_LAHIR_CALON}, ${TGL_LAHIR_CALON}</w:t>
+      </w:r>
+    </w:p>
+    <w:p>
+      <w:pPr>
+        <w:pStyle w:val="BodyText"/>
+      </w:pPr>
+      <w:r>
+        <w:t xml:space="preserve">5. Warganegara : ${WARGA_NEGARA_CALON}</w:t>
+      </w:r>
+    </w:p>
+    <w:p>
+      <w:pPr>
+        <w:pStyle w:val="BodyText"/>
+      </w:pPr>
+      <w:r>
+        <w:t xml:space="preserve">6. Agama : ${AGAMA_CALON}</w:t>
+      </w:r>
+    </w:p>
+    <w:p>
+      <w:pPr>
+        <w:pStyle w:val="BodyText"/>
+      </w:pPr>
+      <w:r>
+        <w:t xml:space="preserve">7. Pekerjaan : ${KERJA_CALON}</w:t>
+      </w:r>
+    </w:p>
+    <w:p>
+      <w:pPr>
+        <w:pStyle w:val="BodyText"/>
+      </w:pPr>
+      <w:r>
+        <w:t xml:space="preserve">8. Tempat tinggal : ${ALAMAT_CALON}</w:t>
       </w:r>
     </w:p>
     <w:p>
@@ -1277,63 +1277,63 @@
           <w:b/>
           <w:bCs/>
         </w:rPr>
-        <w:t xml:space="preserve">$NAMA</w:t>
-      </w:r>
-    </w:p>
-    <w:p>
-      <w:pPr>
-        <w:pStyle w:val="BodyText"/>
-      </w:pPr>
-      <w:r>
-        <w:t xml:space="preserve">2. Binti : $NAMA_AYAH</w:t>
-      </w:r>
-    </w:p>
-    <w:p>
-      <w:pPr>
-        <w:pStyle w:val="BodyText"/>
-      </w:pPr>
-      <w:r>
-        <w:t xml:space="preserve">3. Nomor Induk Kependudukan : $NIK</w:t>
-      </w:r>
-    </w:p>
-    <w:p>
-      <w:pPr>
-        <w:pStyle w:val="BodyText"/>
-      </w:pPr>
-      <w:r>
-        <w:t xml:space="preserve">4. Tempat dan tanggal lahir : $TTL</w:t>
-      </w:r>
-    </w:p>
-    <w:p>
-      <w:pPr>
-        <w:pStyle w:val="BodyText"/>
-      </w:pPr>
-      <w:r>
-        <w:t xml:space="preserve">5. Warganegara : $WARGA_NEGARA</w:t>
-      </w:r>
-    </w:p>
-    <w:p>
-      <w:pPr>
-        <w:pStyle w:val="BodyText"/>
-      </w:pPr>
-      <w:r>
-        <w:t xml:space="preserve">6. Agama : $AGAMA</w:t>
-      </w:r>
-    </w:p>
-    <w:p>
-      <w:pPr>
-        <w:pStyle w:val="BodyText"/>
-      </w:pPr>
-      <w:r>
-        <w:t xml:space="preserve">7. Pekerjaan : $PEKERJAAN</w:t>
-      </w:r>
-    </w:p>
-    <w:p>
-      <w:pPr>
-        <w:pStyle w:val="BodyText"/>
-      </w:pPr>
-      <w:r>
-        <w:t xml:space="preserve">8. Tempat tinggal : $ALAMAT Kalurahan $NAMA_DES, Kapanewon $NAMA_KEC, Kabupaten $NAMA_KAB</w:t>
+        <w:t xml:space="preserve">${NAMA}</w:t>
+      </w:r>
+    </w:p>
+    <w:p>
+      <w:pPr>
+        <w:pStyle w:val="BodyText"/>
+      </w:pPr>
+      <w:r>
+        <w:t xml:space="preserve">2. Binti : ${NAMA_AYAH}</w:t>
+      </w:r>
+    </w:p>
+    <w:p>
+      <w:pPr>
+        <w:pStyle w:val="BodyText"/>
+      </w:pPr>
+      <w:r>
+        <w:t xml:space="preserve">3. Nomor Induk Kependudukan : ${NIK}</w:t>
+      </w:r>
+    </w:p>
+    <w:p>
+      <w:pPr>
+        <w:pStyle w:val="BodyText"/>
+      </w:pPr>
+      <w:r>
+        <w:t xml:space="preserve">4. Tempat dan tanggal lahir : ${TTL}</w:t>
+      </w:r>
+    </w:p>
+    <w:p>
+      <w:pPr>
+        <w:pStyle w:val="BodyText"/>
+      </w:pPr>
+      <w:r>
+        <w:t xml:space="preserve">5. Warganegara : ${WARGA_NEGARA}</w:t>
+      </w:r>
+    </w:p>
+    <w:p>
+      <w:pPr>
+        <w:pStyle w:val="BodyText"/>
+      </w:pPr>
+      <w:r>
+        <w:t xml:space="preserve">6. Agama : ${AGAMA}</w:t>
+      </w:r>
+    </w:p>
+    <w:p>
+      <w:pPr>
+        <w:pStyle w:val="BodyText"/>
+      </w:pPr>
+      <w:r>
+        <w:t xml:space="preserve">7. Pekerjaan : ${PEKERJAAN}</w:t>
+      </w:r>
+    </w:p>
+    <w:p>
+      <w:pPr>
+        <w:pStyle w:val="BodyText"/>
+      </w:pPr>
+      <w:r>
+        <w:t xml:space="preserve">8. Tempat tinggal : ${ALAMAT} Kalurahan ${NAMA_DES}, Kapanewon ${NAMA_KEC}, Kabupaten ${NAMA_KAB}</w:t>
       </w:r>
     </w:p>
     <w:p>
@@ -1357,7 +1357,7 @@
         <w:pStyle w:val="BodyText"/>
       </w:pPr>
       <w:r>
-        <w:t xml:space="preserve">$NAMA_DES, $TGL_SURAT</w:t>
+        <w:t xml:space="preserve">${NAMA_DES}, ${TGL_SURAT}</w:t>
       </w:r>
     </w:p>
     <w:p>
@@ -1377,7 +1377,7 @@
           <w:b/>
           <w:bCs/>
         </w:rPr>
-        <w:t xml:space="preserve">$NAMA_CALON</w:t>
+        <w:t xml:space="preserve">${NAMA_CALON}</w:t>
       </w:r>
       <w:r>
         <w:t xml:space="preserve"> </w:t>
@@ -1387,7 +1387,7 @@
           <w:b/>
           <w:bCs/>
         </w:rPr>
-        <w:t xml:space="preserve">$NAMA</w:t>
+        <w:t xml:space="preserve">${NAMA}</w:t>
       </w:r>
     </w:p>
     <w:p>
